--- a/Manus/Artiklar/Artiklar om film.docx
+++ b/Manus/Artiklar/Artiklar om film.docx
@@ -390,13 +390,7 @@
         <w:rPr>
           <w:lang w:val="en-GB"/>
         </w:rPr>
-        <w:t xml:space="preserve"> </w:t>
-      </w:r>
-      <w:r>
-        <w:rPr>
-          <w:lang w:val="en-GB"/>
-        </w:rPr>
-        <w:t>(Publicerad i Violent Vision 1995-1999)</w:t>
+        <w:t xml:space="preserve"> (Publicerad i Violent Vision 1995-1999)</w:t>
       </w:r>
     </w:p>
     <w:p>
@@ -612,13 +606,7 @@
         <w:rPr>
           <w:lang w:val="en-GB"/>
         </w:rPr>
-        <w:t xml:space="preserve"> </w:t>
-      </w:r>
-      <w:r>
-        <w:rPr>
-          <w:lang w:val="en-GB"/>
-        </w:rPr>
-        <w:t>(Publicerad i Violent Vision 1995-1999)</w:t>
+        <w:t xml:space="preserve"> (Publicerad i Violent Vision 1995-1999)</w:t>
       </w:r>
     </w:p>
     <w:p>
@@ -1172,13 +1160,7 @@
         <w:rPr>
           <w:lang w:val="en-GB"/>
         </w:rPr>
-        <w:t xml:space="preserve"> </w:t>
-      </w:r>
-      <w:r>
-        <w:rPr>
-          <w:lang w:val="en-GB"/>
-        </w:rPr>
-        <w:t>(Publicerad på blogg)</w:t>
+        <w:t xml:space="preserve"> (Publicerad på blogg)</w:t>
       </w:r>
     </w:p>
     <w:p>
@@ -2239,10 +2221,7 @@
         <w:t>Titel: EXPLOITATION: DEN SVÅRFÅNGADE GENREN</w:t>
       </w:r>
       <w:r>
-        <w:t xml:space="preserve"> </w:t>
-      </w:r>
-      <w:r>
-        <w:t>(Publicerad på blogg)</w:t>
+        <w:t xml:space="preserve"> (Publicerad på blogg)</w:t>
       </w:r>
     </w:p>
     <w:p>
@@ -2541,10 +2520,7 @@
         <w:t>Titel: KOMEDIER</w:t>
       </w:r>
       <w:r>
-        <w:t xml:space="preserve"> </w:t>
-      </w:r>
-      <w:r>
-        <w:t>(Publicerad på blogg)</w:t>
+        <w:t xml:space="preserve"> (Publicerad på blogg)</w:t>
       </w:r>
     </w:p>
     <w:p>
@@ -2647,10 +2623,7 @@
         <w:t>Titel: MONDO MOVIE MADNESS – VARFÖR TITTAR VI?</w:t>
       </w:r>
       <w:r>
-        <w:t xml:space="preserve"> </w:t>
-      </w:r>
-      <w:r>
-        <w:t>(Publicerad på blogg)</w:t>
+        <w:t xml:space="preserve"> (Publicerad på blogg)</w:t>
       </w:r>
     </w:p>
     <w:p>
@@ -2750,10 +2723,7 @@
         <w:t>Titel: Tack för minnet!</w:t>
       </w:r>
       <w:r>
-        <w:t xml:space="preserve"> </w:t>
-      </w:r>
-      <w:r>
-        <w:t>(Publicerad på blogg)</w:t>
+        <w:t xml:space="preserve"> (Publicerad på blogg)</w:t>
       </w:r>
     </w:p>
     <w:p>
@@ -3321,10 +3291,7 @@
         <w:t>Titel: Sex lögner om videovåld</w:t>
       </w:r>
       <w:r>
-        <w:t xml:space="preserve"> </w:t>
-      </w:r>
-      <w:r>
-        <w:t>(Publicerad på blogg)</w:t>
+        <w:t xml:space="preserve"> (Publicerad på blogg)</w:t>
       </w:r>
     </w:p>
     <w:p>
@@ -3455,10 +3422,7 @@
         <w:t>Titel: Hur jag slutade oroa mig om bomben och istället älska dess efterdyningar i Italiensk filmindustri!</w:t>
       </w:r>
       <w:r>
-        <w:t xml:space="preserve"> </w:t>
-      </w:r>
-      <w:r>
-        <w:t>(Publicerad på blogg)</w:t>
+        <w:t xml:space="preserve"> (Publicerad på blogg)</w:t>
       </w:r>
     </w:p>
     <w:p>
@@ -3713,10 +3677,7 @@
         <w:t>Titel: Människans gryning... full av monster, bystiga tjejer och sämsskinnsbeklädda hjältar.</w:t>
       </w:r>
       <w:r>
-        <w:t xml:space="preserve"> </w:t>
-      </w:r>
-      <w:r>
-        <w:t>(Publicerad på blogg)</w:t>
+        <w:t xml:space="preserve"> (Publicerad på blogg)</w:t>
       </w:r>
     </w:p>
     <w:p>
@@ -4482,10 +4443,7 @@
         <w:t>Titel: Riktigt otäcka filmer!</w:t>
       </w:r>
       <w:r>
-        <w:t xml:space="preserve"> </w:t>
-      </w:r>
-      <w:r>
-        <w:t>(Publicerad på blogg)</w:t>
+        <w:t xml:space="preserve"> (Publicerad på blogg)</w:t>
       </w:r>
     </w:p>
     <w:p>
@@ -4959,10 +4917,7 @@
         <w:t>Titel: Dokumentärfilm</w:t>
       </w:r>
       <w:r>
-        <w:t xml:space="preserve"> </w:t>
-      </w:r>
-      <w:r>
-        <w:t>(Publicerad på blogg)</w:t>
+        <w:t xml:space="preserve"> (Publicerad på blogg)</w:t>
       </w:r>
     </w:p>
     <w:p>
@@ -5351,10 +5306,7 @@
         <w:t>Titel: Filmtips till Halloween.</w:t>
       </w:r>
       <w:r>
-        <w:t xml:space="preserve"> </w:t>
-      </w:r>
-      <w:r>
-        <w:t>(Publicerad på blogg)</w:t>
+        <w:t xml:space="preserve"> (Publicerad på blogg)</w:t>
       </w:r>
     </w:p>
     <w:tbl>
